--- a/chapters/06-graphical-representation.docx
+++ b/chapters/06-graphical-representation.docx
@@ -10100,10 +10100,12 @@
             <m:oMath>
               <m:r>
                 <m:rPr>
-                  <m:nor/>
                   <m:sty m:val="p"/>
                 </m:rPr>
                 <m:t>E</m:t>
+              </m:r>
+              <m:r>
+                <m:t>​</m:t>
               </m:r>
               <m:d>
                 <m:dPr>
@@ -10137,6 +10139,9 @@
                 </m:e>
               </m:d>
               <m:r>
+                <m:t>​</m:t>
+              </m:r>
+              <m:r>
                 <m:rPr>
                   <m:sty m:val="p"/>
                 </m:rPr>
@@ -10144,10 +10149,12 @@
               </m:r>
               <m:r>
                 <m:rPr>
-                  <m:nor/>
                   <m:sty m:val="p"/>
                 </m:rPr>
                 <m:t>E</m:t>
+              </m:r>
+              <m:r>
+                <m:t>​</m:t>
               </m:r>
               <m:d>
                 <m:dPr>
@@ -10180,6 +10187,9 @@
                   </m:r>
                 </m:e>
               </m:d>
+              <m:r>
+                <m:t>​</m:t>
+              </m:r>
             </m:oMath>
             <w:r>
               <w:t xml:space="preserve">.</w:t>
@@ -13129,10 +13139,12 @@
             <m:oMath>
               <m:r>
                 <m:rPr>
-                  <m:nor/>
                   <m:sty m:val="p"/>
                 </m:rPr>
                 <m:t>E</m:t>
+              </m:r>
+              <m:r>
+                <m:t>​</m:t>
               </m:r>
               <m:d>
                 <m:dPr>
@@ -13166,6 +13178,9 @@
                 </m:e>
               </m:d>
               <m:r>
+                <m:t>​</m:t>
+              </m:r>
+              <m:r>
                 <m:rPr>
                   <m:sty m:val="p"/>
                 </m:rPr>
@@ -13173,10 +13188,12 @@
               </m:r>
               <m:r>
                 <m:rPr>
-                  <m:nor/>
                   <m:sty m:val="p"/>
                 </m:rPr>
                 <m:t>E</m:t>
+              </m:r>
+              <m:r>
+                <m:t>​</m:t>
               </m:r>
               <m:d>
                 <m:dPr>
@@ -13209,6 +13226,9 @@
                   </m:r>
                 </m:e>
               </m:d>
+              <m:r>
+                <m:t>​</m:t>
+              </m:r>
             </m:oMath>
             <w:r>
               <w:t xml:space="preserve"> </w:t>
@@ -13629,10 +13649,12 @@
             <m:oMath>
               <m:r>
                 <m:rPr>
-                  <m:nor/>
                   <m:sty m:val="p"/>
                 </m:rPr>
                 <m:t>E</m:t>
+              </m:r>
+              <m:r>
+                <m:t>​</m:t>
               </m:r>
               <m:d>
                 <m:dPr>
@@ -13675,6 +13697,9 @@
                 </m:e>
               </m:d>
               <m:r>
+                <m:t>​</m:t>
+              </m:r>
+              <m:r>
                 <m:rPr>
                   <m:sty m:val="p"/>
                 </m:rPr>
@@ -13682,10 +13707,12 @@
               </m:r>
               <m:r>
                 <m:rPr>
-                  <m:nor/>
                   <m:sty m:val="p"/>
                 </m:rPr>
                 <m:t>E</m:t>
+              </m:r>
+              <m:r>
+                <m:t>​</m:t>
               </m:r>
               <m:d>
                 <m:dPr>
@@ -13727,6 +13754,9 @@
                   </m:sSub>
                 </m:e>
               </m:d>
+              <m:r>
+                <m:t>​</m:t>
+              </m:r>
             </m:oMath>
             <w:r>
               <w:t xml:space="preserve">,</w:t>
@@ -13843,10 +13873,12 @@
             <m:oMath>
               <m:r>
                 <m:rPr>
-                  <m:nor/>
                   <m:sty m:val="p"/>
                 </m:rPr>
                 <m:t>E</m:t>
+              </m:r>
+              <m:r>
+                <m:t>​</m:t>
               </m:r>
               <m:d>
                 <m:dPr>
@@ -13906,6 +13938,9 @@
                   </m:sSup>
                 </m:e>
               </m:d>
+              <m:r>
+                <m:t>​</m:t>
+              </m:r>
             </m:oMath>
             <w:r>
               <w:t xml:space="preserve"> </w:t>
@@ -13919,10 +13954,12 @@
             <m:oMath>
               <m:r>
                 <m:rPr>
-                  <m:nor/>
                   <m:sty m:val="p"/>
                 </m:rPr>
                 <m:t>E</m:t>
+              </m:r>
+              <m:r>
+                <m:t>​</m:t>
               </m:r>
               <m:d>
                 <m:dPr>
@@ -13965,6 +14002,9 @@
                 </m:e>
               </m:d>
               <m:r>
+                <m:t>​</m:t>
+              </m:r>
+              <m:r>
                 <m:rPr>
                   <m:sty m:val="p"/>
                 </m:rPr>
@@ -13972,10 +14012,12 @@
               </m:r>
               <m:r>
                 <m:rPr>
-                  <m:nor/>
                   <m:sty m:val="p"/>
                 </m:rPr>
                 <m:t>E</m:t>
+              </m:r>
+              <m:r>
+                <m:t>​</m:t>
               </m:r>
               <m:d>
                 <m:dPr>
@@ -14017,6 +14059,9 @@
                   </m:sSub>
                 </m:e>
               </m:d>
+              <m:r>
+                <m:t>​</m:t>
+              </m:r>
             </m:oMath>
             <w:r>
               <w:t xml:space="preserve">,</w:t>

--- a/chapters/06-graphical-representation.docx
+++ b/chapters/06-graphical-representation.docx
@@ -10100,6 +10100,7 @@
             <m:oMath>
               <m:r>
                 <m:rPr>
+                  <m:scr m:val="double-struck"/>
                   <m:sty m:val="p"/>
                 </m:rPr>
                 <m:t>E</m:t>
@@ -10149,6 +10150,7 @@
               </m:r>
               <m:r>
                 <m:rPr>
+                  <m:scr m:val="double-struck"/>
                   <m:sty m:val="p"/>
                 </m:rPr>
                 <m:t>E</m:t>
@@ -13139,6 +13141,7 @@
             <m:oMath>
               <m:r>
                 <m:rPr>
+                  <m:scr m:val="double-struck"/>
                   <m:sty m:val="p"/>
                 </m:rPr>
                 <m:t>E</m:t>
@@ -13188,6 +13191,7 @@
               </m:r>
               <m:r>
                 <m:rPr>
+                  <m:scr m:val="double-struck"/>
                   <m:sty m:val="p"/>
                 </m:rPr>
                 <m:t>E</m:t>
@@ -13649,6 +13653,7 @@
             <m:oMath>
               <m:r>
                 <m:rPr>
+                  <m:scr m:val="double-struck"/>
                   <m:sty m:val="p"/>
                 </m:rPr>
                 <m:t>E</m:t>
@@ -13707,6 +13712,7 @@
               </m:r>
               <m:r>
                 <m:rPr>
+                  <m:scr m:val="double-struck"/>
                   <m:sty m:val="p"/>
                 </m:rPr>
                 <m:t>E</m:t>
@@ -13873,6 +13879,7 @@
             <m:oMath>
               <m:r>
                 <m:rPr>
+                  <m:scr m:val="double-struck"/>
                   <m:sty m:val="p"/>
                 </m:rPr>
                 <m:t>E</m:t>
@@ -13954,6 +13961,7 @@
             <m:oMath>
               <m:r>
                 <m:rPr>
+                  <m:scr m:val="double-struck"/>
                   <m:sty m:val="p"/>
                 </m:rPr>
                 <m:t>E</m:t>
@@ -14012,6 +14020,7 @@
               </m:r>
               <m:r>
                 <m:rPr>
+                  <m:scr m:val="double-struck"/>
                   <m:sty m:val="p"/>
                 </m:rPr>
                 <m:t>E</m:t>
